--- a/KOA_MARIE_GERVAIS_NELLY_CV_FR.docx
+++ b/KOA_MARIE_GERVAIS_NELLY_CV_FR.docx
@@ -170,6 +170,19 @@
                 <w:sz w:val="16"/>
               </w:rPr>
               <w:t>🐙  github.com/gervais-afk</w:t>
+            </w:r>
+          </w:p>
+          <w:p>
+            <w:pPr>
+              <w:spacing w:before="0" w:after="50" w:line="259" w:lineRule="auto"/>
+              <w:ind w:left="100"/>
+            </w:pPr>
+            <w:r>
+              <w:rPr>
+                <w:color w:val="F8FAFC"/>
+                <w:sz w:val="16"/>
+              </w:rPr>
+              <w:t>✍  dev.to/gervais_marie</w:t>
             </w:r>
           </w:p>
           <w:p>
@@ -918,7 +931,7 @@
                 <w:color w:val="334155"/>
                 <w:sz w:val="16"/>
               </w:rPr>
-              <w:t>Sauvegarde, indexation sémantique et valorisation de 28 ans de patrimoine (471 thèses &amp; mémoires DMI, 4 494 relations).</w:t>
+              <w:t>GraphRAG sur 30 ans d'archives (471 thèses DMI, 4 494 relations Neo4j), routage LatentGate (5,2 ms) et vCache (0% FP).</w:t>
             </w:r>
           </w:p>
           <w:p>
@@ -939,7 +952,7 @@
                 <w:color w:val="334155"/>
                 <w:sz w:val="16"/>
               </w:rPr>
-              <w:t>Advisor Matcher neuro-symbolique, haute disponibilité avec Circuit Breaker et 192 tests automatisés (100% succès).</w:t>
+              <w:t>WRRF tri-moteur (P@5=96,4%), inférence S-GRPO, certification OKF v0.2 SHA-256 No-LLM, 192 tests (100%) et article Dev.to.</w:t>
             </w:r>
           </w:p>
           <w:p>
@@ -1044,7 +1057,7 @@
                 <w:color w:val="334155"/>
                 <w:sz w:val="16"/>
               </w:rPr>
-              <w:t>Dataset Automator : Usine autonome accélérant la préparation de données fiables avec audit de conformité éthique.</w:t>
+              <w:t>Dataset Automator : Usine MLOps autonome (TabFM, PAIR WIT, scellés EU AI Act RSASSA-PSS) et publication Dev.to.</w:t>
             </w:r>
           </w:p>
           <w:p>
@@ -1065,7 +1078,7 @@
                 <w:color w:val="334155"/>
                 <w:sz w:val="16"/>
               </w:rPr>
-              <w:t>VigieSahel : Résilience sahélienne réduisant de 35% les échecs de semis et alertant 14 jours avant les flambées épidémiques.</w:t>
+              <w:t>VigieSahel : Résilience sahélienne réduisant de 35% les échecs de semis et alertant 14 jours avant les flambées.</w:t>
             </w:r>
           </w:p>
           <w:p>
@@ -1525,6 +1538,37 @@
                 <w:color w:val="0A1128"/>
                 <w:sz w:val="16"/>
               </w:rPr>
+              <w:t xml:space="preserve">Publications Techniques DEV Community (2026)  —  </w:t>
+            </w:r>
+            <w:r>
+              <w:rPr>
+                <w:rFonts w:ascii="Segoe UI" w:hAnsi="Segoe UI"/>
+                <w:color w:val="334155"/>
+                <w:sz w:val="16"/>
+              </w:rPr>
+              <w:t>Auteur d'articles deep-dive : Zero-Hallucination GraphRAG &amp; Dataset Automator MLOps.</w:t>
+            </w:r>
+          </w:p>
+          <w:p>
+            <w:pPr>
+              <w:spacing w:before="24" w:after="8" w:line="252" w:lineRule="auto"/>
+              <w:ind w:left="200"/>
+            </w:pPr>
+            <w:r>
+              <w:rPr>
+                <w:b/>
+                <w:color w:val="0284C7"/>
+                <w:sz w:val="15"/>
+              </w:rPr>
+              <w:t xml:space="preserve">◆  </w:t>
+            </w:r>
+            <w:r>
+              <w:rPr>
+                <w:rFonts w:ascii="Segoe UI" w:hAnsi="Segoe UI"/>
+                <w:b/>
+                <w:color w:val="0A1128"/>
+                <w:sz w:val="16"/>
+              </w:rPr>
               <w:t xml:space="preserve">Google Cloud #AllThingsAgentic Hackathon  —  </w:t>
             </w:r>
             <w:r>

--- a/KOA_MARIE_GERVAIS_NELLY_CV_FR.docx
+++ b/KOA_MARIE_GERVAIS_NELLY_CV_FR.docx
@@ -699,7 +699,7 @@
                 <w:color w:val="0284C7"/>
                 <w:sz w:val="18"/>
               </w:rPr>
-              <w:t>Lead AI Engineer &amp; Spécialiste IA Appliquée   │   Fondateur @ Archi Cam AI</w:t>
+              <w:t>Architecte Systèmes IA &amp; Ingénieur Données   │   Fondateur @ Archi Cam AI</w:t>
             </w:r>
           </w:p>
           <w:p>
@@ -764,7 +764,7 @@
                 <w:color w:val="334155"/>
                 <w:sz w:val="17"/>
               </w:rPr>
-              <w:t>Ingénieur spécialisé en IA appliquée et architectures d'agents autonomes, je conçois des systèmes déterministes, explicables et souverains à zéro hallucination. Membre du Google Developer Program, j'articule la rigueur mathématique du génie civil et la data science avancée pour résoudre des problématiques industrielles complexes. Fondateur d'Archi Cam AI (SaaS BIM 5D &amp; estimation prédictive), je bâtis des solutions auditables, robustes et orientées vers un fort impact opérationnel.</w:t>
+              <w:t>Architecte Systèmes IA &amp; Ingénieur Données, je conçois et déploie des architectures d'agents autonomes neuro-symboliques, des graphes de connaissances (Neo4j GraphRAG) et des pipelines MLOps souverains en production critique. Spécialiste des systèmes déterministes à zéro hallucination et de la confiance algorithmique vérifiable. Fondateur d'Archi Cam AI (BIM 5D), j'articule rigueur du génie civil et ingénierie logicielle pour des solutions à fort impact.</w:t>
             </w:r>
           </w:p>
           <w:p>
@@ -1600,7 +1600,7 @@
                 <w:color w:val="0A1128"/>
                 <w:sz w:val="16"/>
               </w:rPr>
-              <w:t xml:space="preserve">Google Developer Program · AICC Accra  —  </w:t>
+              <w:t xml:space="preserve">AICC Accra &amp; Écosystème Startups  —  </w:t>
             </w:r>
             <w:r>
               <w:rPr>
